--- a/Øvelser/Geografi/opmaaling-af-terraenprofil/index.docx
+++ b/Øvelser/Geografi/opmaaling-af-terraenprofil/index.docx
@@ -1064,7 +1064,7 @@
 </file>
 
 <file path=word/footer1.xml><?xml version="1.0" encoding="utf-8"?>
-<w:ftr xmlns:wpc="http://schemas.microsoft.com/office/word/2010/wordprocessingCanvas" xmlns:mc="http://schemas.openxmlformats.org/markup-compatibility/2006" xmlns:o="urn:schemas-microsoft-com:office:office" xmlns:r="http://schemas.openxmlformats.org/officeDocument/2006/relationships" xmlns:m="http://schemas.openxmlformats.org/officeDocument/2006/math" xmlns:v="urn:schemas-microsoft-com:vml" xmlns:wp14="http://schemas.microsoft.com/office/word/2010/wordprocessingDrawing" xmlns:wp="http://schemas.openxmlformats.org/drawingml/2006/wordprocessingDrawing" xmlns:w10="urn:schemas-microsoft-com:office:word" xmlns:w="http://schemas.openxmlformats.org/wordprocessingml/2006/main" xmlns:w14="http://schemas.microsoft.com/office/word/2010/wordml" xmlns:w15="http://schemas.microsoft.com/office/word/2012/wordml" xmlns:wpg="http://schemas.microsoft.com/office/word/2010/wordprocessingGroup" xmlns:wpi="http://schemas.microsoft.com/office/word/2010/wordprocessingInk" xmlns:wne="http://schemas.microsoft.com/office/word/2006/wordml" xmlns:wps="http://schemas.microsoft.com/office/word/2010/wordprocessingShape">
+<w:ftr xmlns:w="http://schemas.openxmlformats.org/wordprocessingml/2006/main">
   <w:p>
     <w:pPr>
       <w:pBdr>
@@ -1157,7 +1157,7 @@
 </file>
 
 <file path=word/header1.xml><?xml version="1.0" encoding="utf-8"?>
-<w:hdr xmlns:wpc="http://schemas.microsoft.com/office/word/2010/wordprocessingCanvas" xmlns:mc="http://schemas.openxmlformats.org/markup-compatibility/2006" xmlns:o="urn:schemas-microsoft-com:office:office" xmlns:r="http://schemas.openxmlformats.org/officeDocument/2006/relationships" xmlns:m="http://schemas.openxmlformats.org/officeDocument/2006/math" xmlns:v="urn:schemas-microsoft-com:vml" xmlns:wp14="http://schemas.microsoft.com/office/word/2010/wordprocessingDrawing" xmlns:wp="http://schemas.openxmlformats.org/drawingml/2006/wordprocessingDrawing" xmlns:w10="urn:schemas-microsoft-com:office:word" xmlns:w="http://schemas.openxmlformats.org/wordprocessingml/2006/main" xmlns:w14="http://schemas.microsoft.com/office/word/2010/wordml" xmlns:w15="http://schemas.microsoft.com/office/word/2012/wordml" xmlns:wpg="http://schemas.microsoft.com/office/word/2010/wordprocessingGroup" xmlns:wpi="http://schemas.microsoft.com/office/word/2010/wordprocessingInk" xmlns:wne="http://schemas.microsoft.com/office/word/2006/wordml" xmlns:wps="http://schemas.microsoft.com/office/word/2010/wordprocessingShape" xmlns:cx="http://schemas.microsoft.com/office/drawing/2014/chartex" xmlns:cx1="http://schemas.microsoft.com/office/drawing/2015/9/8/chartex" xmlns:cx2="http://schemas.microsoft.com/office/drawing/2015/10/21/chartex" xmlns:cx3="http://schemas.microsoft.com/office/drawing/2016/5/9/chartex" xmlns:cx4="http://schemas.microsoft.com/office/drawing/2016/5/10/chartex" xmlns:cx5="http://schemas.microsoft.com/office/drawing/2016/5/11/chartex" xmlns:cx6="http://schemas.microsoft.com/office/drawing/2016/5/12/chartex" xmlns:cx7="http://schemas.microsoft.com/office/drawing/2016/5/13/chartex" xmlns:cx8="http://schemas.microsoft.com/office/drawing/2016/5/14/chartex" xmlns:w16cid="http://schemas.microsoft.com/office/word/2016/wordml/cid" xmlns:w16se="http://schemas.microsoft.com/office/word/2015/wordml/symex">
+<w:hdr xmlns:w="http://schemas.openxmlformats.org/wordprocessingml/2006/main">
   <w:p>
     <w:pPr>
       <w:pBdr>
@@ -1178,7 +1178,7 @@
         <w:sz w:val="16"/>
         <w:szCs w:val="16"/>
       </w:rPr>
-      <w:t xml:space="preserve">NATURGEOGRAFI B</w:t>
+      <w:t xml:space="preserve"/>
     </w:r>
     <w:r>
       <w:rPr>
@@ -1194,7 +1194,7 @@
         <w:sz w:val="16"/>
         <w:szCs w:val="16"/>
       </w:rPr>
-      <w:t xml:space="preserve">3g Ng</w:t>
+      <w:t xml:space="preserve"/>
     </w:r>
   </w:p>
 </w:hdr>
